--- a/testakten/rentenrecht-fremdrente-russlanddeutscher-sibirien-bielefeld/03_arbeitsbuch_uebersetzung_auszug.docx
+++ b/testakten/rentenrecht-fremdrente-russlanddeutscher-sibirien-bielefeld/03_arbeitsbuch_uebersetzung_auszug.docx
@@ -20,7 +20,7 @@
         <w:spacing w:after="160" w:line="259" w:lineRule="auto"/>
       </w:pPr>
       <w:r>
-        <w:t>Detmolder Straße 63, 33604 Bielefeld · Telefon 0521 88 41 27 · gerlach.uebersetzungen@example</w:t>
+        <w:t>Detmolder Straße 63, 33604 Bielefeld · Telefon 0521 88 41 27 · post@gerlach-uebersetzungen.de</w:t>
       </w:r>
     </w:p>
     <w:p>
@@ -116,7 +116,7 @@
         <w:spacing w:line="259" w:lineRule="auto" w:after="60"/>
       </w:pPr>
       <w:r>
-        <w:t>15.09.1992: Ausscheiden wegen Übersiedlung in die Bundesrepublik Deutschland. Der letzte Eintrag trägt die Unterschrift der Personalabteilung und einen runden Dienststempel; der Familienname ist einmal als Klassen, einmal als Klasssen geschrieben.</w:t>
+        <w:t>15.09.1992: Ausscheiden wegen Übersiedlung in die Bundesrepublik Deutschland. Der letzte Eintrag trägt die Unterschrift der Personalabteilung und einen runden Dienststempel; der Familienname ist einmal als Klassen, einmal als Klassen geschrieben.</w:t>
       </w:r>
     </w:p>
     <w:p>
@@ -139,7 +139,7 @@
     <w:sectPr>
       <w:footerReference w:type="default" r:id="rId9"/>
       <w:headerReference w:type="default" r:id="rId10"/>
-      <w:pgSz w:w="12240" w:h="15840"/>
+      <w:pgSz w:w="11906" w:h="16838"/>
       <w:pgMar w:top="1191" w:right="1247" w:bottom="1134" w:left="1361" w:header="720" w:footer="720" w:gutter="0"/>
       <w:cols w:space="720"/>
       <w:docGrid w:linePitch="360"/>
